--- a/00-首页/题组Word/第一轮·竞赛教材版/第一轮结构-6-有机分子结构初探-教师版.docx
+++ b/00-首页/题组Word/第一轮·竞赛教材版/第一轮结构-6-有机分子结构初探-教师版.docx
@@ -2848,36 +2848,6 @@
       </w:r>
       <w:r>
         <w:rPr>
-          <w:rFonts w:hint="eastAsia" w:ascii="Times New Roman" w:hAnsi="Times New Roman" w:eastAsia="Times New Roman" w:cs="Times New Roman"/>
-        </w:rPr>
-        <w:t>07-</w:t>
-      </w:r>
-      <w:r>
-        <w:rPr>
-          <w:rFonts w:hint="eastAsia" w:ascii="Times New Roman" w:hAnsi="Times New Roman" w:eastAsia="FangSong" w:cs="Times New Roman"/>
-        </w:rPr>
-        <w:t>资料提炼</w:t>
-      </w:r>
-      <w:r>
-        <w:rPr>
-          <w:rFonts w:hint="eastAsia" w:ascii="Times New Roman" w:hAnsi="Times New Roman" w:eastAsia="Times New Roman" w:cs="Times New Roman"/>
-        </w:rPr>
-        <w:t>/</w:t>
-      </w:r>
-      <w:r>
-        <w:rPr>
-          <w:rFonts w:hint="eastAsia" w:ascii="Times New Roman" w:hAnsi="Times New Roman" w:eastAsia="FangSong" w:cs="Times New Roman"/>
-        </w:rPr>
-        <w:t>习题提炼</w:t>
-      </w:r>
-      <w:r>
-        <w:rPr>
-          <w:rFonts w:hint="eastAsia" w:ascii="Times New Roman" w:hAnsi="Times New Roman" w:eastAsia="Times New Roman" w:cs="Times New Roman"/>
-        </w:rPr>
-        <w:t>/</w:t>
-      </w:r>
-      <w:r>
-        <w:rPr>
           <w:rFonts w:hint="eastAsia" w:ascii="Times New Roman" w:hAnsi="Times New Roman" w:eastAsia="FangSong" w:cs="Times New Roman"/>
         </w:rPr>
         <w:t>习题</w:t>
@@ -6031,36 +6001,6 @@
       </w:r>
       <w:r>
         <w:rPr>
-          <w:rFonts w:hint="eastAsia" w:ascii="Times New Roman" w:hAnsi="Times New Roman" w:eastAsia="Times New Roman" w:cs="Times New Roman"/>
-        </w:rPr>
-        <w:t>07-</w:t>
-      </w:r>
-      <w:r>
-        <w:rPr>
-          <w:rFonts w:hint="eastAsia" w:ascii="Times New Roman" w:hAnsi="Times New Roman" w:eastAsia="FangSong" w:cs="Times New Roman"/>
-        </w:rPr>
-        <w:t>资料提炼</w:t>
-      </w:r>
-      <w:r>
-        <w:rPr>
-          <w:rFonts w:hint="eastAsia" w:ascii="Times New Roman" w:hAnsi="Times New Roman" w:eastAsia="Times New Roman" w:cs="Times New Roman"/>
-        </w:rPr>
-        <w:t>/</w:t>
-      </w:r>
-      <w:r>
-        <w:rPr>
-          <w:rFonts w:hint="eastAsia" w:ascii="Times New Roman" w:hAnsi="Times New Roman" w:eastAsia="FangSong" w:cs="Times New Roman"/>
-        </w:rPr>
-        <w:t>习题提炼</w:t>
-      </w:r>
-      <w:r>
-        <w:rPr>
-          <w:rFonts w:hint="eastAsia" w:ascii="Times New Roman" w:hAnsi="Times New Roman" w:eastAsia="Times New Roman" w:cs="Times New Roman"/>
-        </w:rPr>
-        <w:t>/</w:t>
-      </w:r>
-      <w:r>
-        <w:rPr>
           <w:rFonts w:hint="eastAsia" w:ascii="Times New Roman" w:hAnsi="Times New Roman" w:eastAsia="FangSong" w:cs="Times New Roman"/>
         </w:rPr>
         <w:t>习题</w:t>
@@ -6995,36 +6935,6 @@
           <w:rFonts w:ascii="Times New Roman" w:hAnsi="Times New Roman" w:eastAsia="Times New Roman" w:cs="Times New Roman"/>
         </w:rPr>
         <w:t xml:space="preserve"> </w:t>
-      </w:r>
-      <w:r>
-        <w:rPr>
-          <w:rFonts w:hint="eastAsia" w:ascii="Times New Roman" w:hAnsi="Times New Roman" w:eastAsia="Times New Roman" w:cs="Times New Roman"/>
-        </w:rPr>
-        <w:t>07-</w:t>
-      </w:r>
-      <w:r>
-        <w:rPr>
-          <w:rFonts w:hint="eastAsia" w:ascii="Times New Roman" w:hAnsi="Times New Roman" w:eastAsia="FangSong" w:cs="Times New Roman"/>
-        </w:rPr>
-        <w:t>资料提炼</w:t>
-      </w:r>
-      <w:r>
-        <w:rPr>
-          <w:rFonts w:hint="eastAsia" w:ascii="Times New Roman" w:hAnsi="Times New Roman" w:eastAsia="Times New Roman" w:cs="Times New Roman"/>
-        </w:rPr>
-        <w:t>/</w:t>
-      </w:r>
-      <w:r>
-        <w:rPr>
-          <w:rFonts w:hint="eastAsia" w:ascii="Times New Roman" w:hAnsi="Times New Roman" w:eastAsia="FangSong" w:cs="Times New Roman"/>
-        </w:rPr>
-        <w:t>习题提炼</w:t>
-      </w:r>
-      <w:r>
-        <w:rPr>
-          <w:rFonts w:hint="eastAsia" w:ascii="Times New Roman" w:hAnsi="Times New Roman" w:eastAsia="Times New Roman" w:cs="Times New Roman"/>
-        </w:rPr>
-        <w:t>/</w:t>
       </w:r>
       <w:r>
         <w:rPr>
